--- a/documents/NAYA OFFICIAL LETTERHEAD.docx
+++ b/documents/NAYA OFFICIAL LETTERHEAD.docx
@@ -14,18 +14,18 @@
           <w:noProof/>
         </w:rPr>
         <w:drawing>
-          <wp:anchor distT="0" distB="0" distL="114300" distR="114300" simplePos="0" relativeHeight="251658240" behindDoc="1" locked="0" layoutInCell="1" allowOverlap="1" wp14:anchorId="7B11140F" wp14:editId="45BBBC2A">
+          <wp:anchor distT="0" distB="0" distL="114300" distR="114300" simplePos="0" relativeHeight="251658240" behindDoc="1" locked="0" layoutInCell="1" allowOverlap="1" wp14:anchorId="41CCEBF6" wp14:editId="095496B4">
             <wp:simplePos x="0" y="0"/>
             <wp:positionH relativeFrom="page">
-              <wp:align>right</wp:align>
+              <wp:posOffset>-53396</wp:posOffset>
             </wp:positionH>
             <wp:positionV relativeFrom="paragraph">
-              <wp:posOffset>-913553</wp:posOffset>
+              <wp:posOffset>-954447</wp:posOffset>
             </wp:positionV>
-            <wp:extent cx="7803515" cy="10041467"/>
-            <wp:effectExtent l="0" t="0" r="6985" b="0"/>
+            <wp:extent cx="7828971" cy="10150899"/>
+            <wp:effectExtent l="0" t="0" r="635" b="3175"/>
             <wp:wrapNone/>
-            <wp:docPr id="165602729" name="Picture 1"/>
+            <wp:docPr id="584590807" name="Picture 1"/>
             <wp:cNvGraphicFramePr>
               <a:graphicFrameLocks xmlns:a="http://schemas.openxmlformats.org/drawingml/2006/main" noChangeAspect="1"/>
             </wp:cNvGraphicFramePr>
@@ -33,10 +33,8 @@
               <a:graphicData uri="http://schemas.openxmlformats.org/drawingml/2006/picture">
                 <pic:pic xmlns:pic="http://schemas.openxmlformats.org/drawingml/2006/picture">
                   <pic:nvPicPr>
-                    <pic:cNvPr id="0" name="Picture 1"/>
-                    <pic:cNvPicPr>
-                      <a:picLocks noChangeAspect="1" noChangeArrowheads="1"/>
-                    </pic:cNvPicPr>
+                    <pic:cNvPr id="584590807" name="Picture 584590807"/>
+                    <pic:cNvPicPr/>
                   </pic:nvPicPr>
                   <pic:blipFill>
                     <a:blip r:embed="rId4">
@@ -46,23 +44,18 @@
                         </a:ext>
                       </a:extLst>
                     </a:blip>
-                    <a:srcRect/>
                     <a:stretch>
                       <a:fillRect/>
                     </a:stretch>
                   </pic:blipFill>
-                  <pic:spPr bwMode="auto">
+                  <pic:spPr>
                     <a:xfrm>
                       <a:off x="0" y="0"/>
-                      <a:ext cx="7805095" cy="10043500"/>
+                      <a:ext cx="7831789" cy="10154552"/>
                     </a:xfrm>
                     <a:prstGeom prst="rect">
                       <a:avLst/>
                     </a:prstGeom>
-                    <a:noFill/>
-                    <a:ln>
-                      <a:noFill/>
-                    </a:ln>
                   </pic:spPr>
                 </pic:pic>
               </a:graphicData>
